--- a/annotation_materials/PERSONA_MH_Phase1_OA_Instructions.docx
+++ b/annotation_materials/PERSONA_MH_Phase1_OA_Instructions.docx
@@ -12,7 +12,7 @@
     </w:p>
     <w:p>
       <w:r>
-        <w:t>Do not open the Phase 2 annotation file or the E/D/F rubric until this phase has been submitted and locked.</w:t>
+        <w:t>If you are assigned to the OA-only rater pool, do not open or request the Phase 2 file or E/D/F rubric. If the study uses the same raters for both phases, do not open Phase 2 until this file has been submitted, locked, and the required washout interval has elapsed.</w:t>
       </w:r>
     </w:p>
     <w:p>
